--- a/docs/Отчёт ПР6 - адаптив, сборка и публикация.docx
+++ b/docs/Отчёт ПР6 - адаптив, сборка и публикация.docx
@@ -435,7 +435,7 @@
         <w:jc w:val="both"/>
       </w:pPr>
       <w:r>
-        <w:t>Общая обёртка SectionScope решает, показывать ли боковую панель. Она читает ширину через LayoutBuilder, а не через MediaQuery: панель стоит рядом со страницей, и её нужно включать по доступной области, а не по ширине монитора. На широком окне разделы видны подписями, на узком их заменяет нижняя панель из четырёх пунктов, остальные доступны в меню в шапке.</w:t>
+        <w:t>Общая обёртка SectionScope решает, показывать ли боковую панель. Она читает ширину через LayoutBuilder, а не через MediaQuery: панель стоит рядом со страницей, и её нужно включать по доступной области, а не по ширине монитора. На широком окне разделы видны подписями, на узком их заменяет нижняя панель, остальные доступны в меню в шапке.</w:t>
       </w:r>
     </w:p>
     <w:p>
@@ -888,7 +888,7 @@
         <w:jc w:val="both"/>
       </w:pPr>
       <w:r>
-        <w:t>Результат сборки — каталог build/web, обычные статические файлы. Проверить сборку можно любым файловым сервером, но при переходе на внутренний экран и обновлении страницы браузер запросит файл /habits, которого нет: маршрутизацию выполняет приложение. Поэтому в проекте есть маленький сервер на Node.js, который отдаёт index.html на любой путь без расширения и проксирует /api.</w:t>
+        <w:t>Результат сборки — каталог build/web, обычные статические файлы. Проверить сборку можно любым файловым сервером, но при переходе на внутренний экран и обновлении страницы браузер запросит файл /habits, которого нет: маршрутизацию выполняет приложение. Поэтому в проекте есть маленький сервер на Node.js без зависимостей, который отдаёт index.html на любой путь без расширения и проксирует /api.</w:t>
       </w:r>
     </w:p>
     <w:p>
@@ -952,7 +952,7 @@
         <w:jc w:val="both"/>
       </w:pPr>
       <w:r>
-        <w:t>Адрес API не зашит в код: он берётся из параметра сборки, а если параметра нет — из адреса страницы. Поэтому опубликованная сборка обращается к API того же сервера, на котором открыта, и не зависит от порта.</w:t>
+        <w:t>Адрес API не зашит в код: он берётся из параметра сборки, а если параметра нет — из адреса страницы. Поэтому сборка работает и с учебным сервером, и с отдельным API на другом адресе.</w:t>
       </w:r>
     </w:p>
     <w:p>
@@ -1345,7 +1345,7 @@
         <w:pStyle w:val="Heading3"/>
       </w:pPr>
       <w:r>
-        <w:t>4.1. GitHub Pages и почему понадобился сервер</w:t>
+        <w:t>4.1. Граница возможностей GitHub Pages</w:t>
       </w:r>
     </w:p>
     <w:p>
@@ -1353,17 +1353,238 @@
         <w:jc w:val="both"/>
       </w:pPr>
       <w:r>
-        <w:t>GitHub Pages отдаёт только статические файлы. Если разместить там одну сборку, страница загрузится, но запросы к /api уйдут в никуда — API не статичен. Поэтому в проекте два пути: статическая публикация для показа интерфейса и учебный сервер, который отдаёт и клиент, и API с одного адреса.</w:t>
+        <w:t>GitHub Pages отдаёт только статические файлы. Сборка клиента там размещается, страница открывается, но API Pages не предоставляет: запросы вида /api/auth/login попадают в статический сервер хостинга и получают отказ (405 или 404). Это не ошибка приложения, а ограничение выбранного хостинга, и в отчёте это описано прямо: интерфейс показывается на Pages, а для работы с данными нужен сервер с API.</w:t>
       </w:r>
     </w:p>
-    <w:p>
-      <w:pPr>
-        <w:jc w:val="both"/>
-      </w:pPr>
-      <w:r>
-        <w:t>Опубликованная страница: https://xoz9iuh.github.io/habit_tracker/. Ветка gh-pages собирается автоматически, файл 404.html — копия index.html, поэтому прямые ссылки на внутренние экраны не дают ошибку 404 от хостинга.</w:t>
-      </w:r>
-    </w:p>
+    <w:tbl>
+      <w:tblPr>
+        <w:tblStyle w:val="TableGrid"/>
+        <w:tblW w:type="auto" w:w="0"/>
+        <w:jc w:val="center"/>
+        <w:tblLook w:firstColumn="1" w:firstRow="1" w:lastColumn="0" w:lastRow="0" w:noHBand="0" w:noVBand="1" w:val="04A0"/>
+      </w:tblPr>
+      <w:tblGrid>
+        <w:gridCol w:w="3419"/>
+        <w:gridCol w:w="3419"/>
+        <w:gridCol w:w="3419"/>
+      </w:tblGrid>
+      <w:tr>
+        <w:tc>
+          <w:tcPr>
+            <w:tcW w:type="dxa" w:w="2608"/>
+          </w:tcPr>
+          <w:p>
+            <w:pPr>
+              <w:spacing w:after="0"/>
+            </w:pPr>
+            <w:r>
+              <w:rPr>
+                <w:rFonts w:ascii="Times New Roman" w:hAnsi="Times New Roman"/>
+                <w:b/>
+                <w:sz w:val="21"/>
+              </w:rPr>
+              <w:t>Что публикуется</w:t>
+            </w:r>
+          </w:p>
+        </w:tc>
+        <w:tc>
+          <w:tcPr>
+            <w:tcW w:type="dxa" w:w="3515"/>
+          </w:tcPr>
+          <w:p>
+            <w:pPr>
+              <w:spacing w:after="0"/>
+            </w:pPr>
+            <w:r>
+              <w:rPr>
+                <w:rFonts w:ascii="Times New Roman" w:hAnsi="Times New Roman"/>
+                <w:b/>
+                <w:sz w:val="21"/>
+              </w:rPr>
+              <w:t>Где работает</w:t>
+            </w:r>
+          </w:p>
+        </w:tc>
+        <w:tc>
+          <w:tcPr>
+            <w:tcW w:type="dxa" w:w="3402"/>
+          </w:tcPr>
+          <w:p>
+            <w:pPr>
+              <w:spacing w:after="0"/>
+            </w:pPr>
+            <w:r>
+              <w:rPr>
+                <w:rFonts w:ascii="Times New Roman" w:hAnsi="Times New Roman"/>
+                <w:b/>
+                <w:sz w:val="21"/>
+              </w:rPr>
+              <w:t>Ограничение</w:t>
+            </w:r>
+          </w:p>
+        </w:tc>
+      </w:tr>
+      <w:tr>
+        <w:tc>
+          <w:tcPr>
+            <w:tcW w:type="dxa" w:w="2608"/>
+          </w:tcPr>
+          <w:p>
+            <w:pPr>
+              <w:spacing w:after="0"/>
+            </w:pPr>
+            <w:r>
+              <w:rPr>
+                <w:rFonts w:ascii="Times New Roman" w:hAnsi="Times New Roman"/>
+                <w:sz w:val="21"/>
+              </w:rPr>
+              <w:t>клиент build/web</w:t>
+            </w:r>
+          </w:p>
+        </w:tc>
+        <w:tc>
+          <w:tcPr>
+            <w:tcW w:type="dxa" w:w="3515"/>
+          </w:tcPr>
+          <w:p>
+            <w:pPr>
+              <w:spacing w:after="0"/>
+            </w:pPr>
+            <w:r>
+              <w:rPr>
+                <w:rFonts w:ascii="Times New Roman" w:hAnsi="Times New Roman"/>
+                <w:sz w:val="21"/>
+              </w:rPr>
+              <w:t>GitHub Pages по адресу /habit_tracker/</w:t>
+            </w:r>
+          </w:p>
+        </w:tc>
+        <w:tc>
+          <w:tcPr>
+            <w:tcW w:type="dxa" w:w="3402"/>
+          </w:tcPr>
+          <w:p>
+            <w:pPr>
+              <w:spacing w:after="0"/>
+            </w:pPr>
+            <w:r>
+              <w:rPr>
+                <w:rFonts w:ascii="Times New Roman" w:hAnsi="Times New Roman"/>
+                <w:sz w:val="21"/>
+              </w:rPr>
+              <w:t>API недоступно: Pages отдаёт только файлы</w:t>
+            </w:r>
+          </w:p>
+        </w:tc>
+      </w:tr>
+      <w:tr>
+        <w:tc>
+          <w:tcPr>
+            <w:tcW w:type="dxa" w:w="2608"/>
+          </w:tcPr>
+          <w:p>
+            <w:pPr>
+              <w:spacing w:after="0"/>
+            </w:pPr>
+            <w:r>
+              <w:rPr>
+                <w:rFonts w:ascii="Times New Roman" w:hAnsi="Times New Roman"/>
+                <w:sz w:val="21"/>
+              </w:rPr>
+              <w:t>клиент + API</w:t>
+            </w:r>
+          </w:p>
+        </w:tc>
+        <w:tc>
+          <w:tcPr>
+            <w:tcW w:type="dxa" w:w="3515"/>
+          </w:tcPr>
+          <w:p>
+            <w:pPr>
+              <w:spacing w:after="0"/>
+            </w:pPr>
+            <w:r>
+              <w:rPr>
+                <w:rFonts w:ascii="Times New Roman" w:hAnsi="Times New Roman"/>
+                <w:sz w:val="21"/>
+              </w:rPr>
+              <w:t>server-www: один адрес и один порт</w:t>
+            </w:r>
+          </w:p>
+        </w:tc>
+        <w:tc>
+          <w:tcPr>
+            <w:tcW w:type="dxa" w:w="3402"/>
+          </w:tcPr>
+          <w:p>
+            <w:pPr>
+              <w:spacing w:after="0"/>
+            </w:pPr>
+            <w:r>
+              <w:rPr>
+                <w:rFonts w:ascii="Times New Roman" w:hAnsi="Times New Roman"/>
+                <w:sz w:val="21"/>
+              </w:rPr>
+              <w:t>локальный учебный сервер</w:t>
+            </w:r>
+          </w:p>
+        </w:tc>
+      </w:tr>
+      <w:tr>
+        <w:tc>
+          <w:tcPr>
+            <w:tcW w:type="dxa" w:w="2608"/>
+          </w:tcPr>
+          <w:p>
+            <w:pPr>
+              <w:spacing w:after="0"/>
+            </w:pPr>
+            <w:r>
+              <w:rPr>
+                <w:rFonts w:ascii="Times New Roman" w:hAnsi="Times New Roman"/>
+                <w:sz w:val="21"/>
+              </w:rPr>
+              <w:t>API отдельно</w:t>
+            </w:r>
+          </w:p>
+        </w:tc>
+        <w:tc>
+          <w:tcPr>
+            <w:tcW w:type="dxa" w:w="3515"/>
+          </w:tcPr>
+          <w:p>
+            <w:pPr>
+              <w:spacing w:after="0"/>
+            </w:pPr>
+            <w:r>
+              <w:rPr>
+                <w:rFonts w:ascii="Times New Roman" w:hAnsi="Times New Roman"/>
+                <w:sz w:val="21"/>
+              </w:rPr>
+              <w:t>любой хостинг Node.js, флаг --origin</w:t>
+            </w:r>
+          </w:p>
+        </w:tc>
+        <w:tc>
+          <w:tcPr>
+            <w:tcW w:type="dxa" w:w="3402"/>
+          </w:tcPr>
+          <w:p>
+            <w:pPr>
+              <w:spacing w:after="0"/>
+            </w:pPr>
+            <w:r>
+              <w:rPr>
+                <w:rFonts w:ascii="Times New Roman" w:hAnsi="Times New Roman"/>
+                <w:sz w:val="21"/>
+              </w:rPr>
+              <w:t>адрес передаётся при сборке через --dart-define</w:t>
+            </w:r>
+          </w:p>
+        </w:tc>
+      </w:tr>
+    </w:tbl>
+    <w:p/>
     <w:p>
       <w:pPr>
         <w:pStyle w:val="Heading3"/>
@@ -1720,7 +1941,7 @@
         <w:jc w:val="both"/>
       </w:pPr>
       <w:r>
-        <w:t>server-www поднимает два HTTP-сервера: внутренний API на порту PORT+1 и внешний на порту PORT, который отдаёт статику и проксирует /api. Так клиент и API живут на одном адресе, и проблема смешанного содержимого (страница по HTTPS и API по HTTP) не возникает.</w:t>
+        <w:t>server-www поднимает два HTTP-сервера: внутренний API на порту PORT+1 и внешний на порту PORT, который отдаёт статику и проксирует /api. Так клиент и API живут на одном адресе, и проблема смешанного содержимого (страница по HTTPS и API по HTTP) не возникает. Проверка: страница, прямая ссылка на список, код приложения, manifest.json, /api/__health, вход администратора и читателя, список привычек, запрет удаления для читателя (403), обновление токена — десять проверок, все пройдены.</w:t>
       </w:r>
     </w:p>
     <w:p>
@@ -1753,15 +1974,7 @@
         <w:jc w:val="both"/>
       </w:pPr>
       <w:r>
-        <w:t>При каждом изменении основной ветки GitHub Actions собирает проект, прогоняет анализатор, форматирование и тесты, затем публикует результат. Версия Flutter закреплена, иначе правила форматирования нового SDK ломают проверку.</w:t>
-      </w:r>
-    </w:p>
-    <w:p>
-      <w:pPr>
-        <w:jc w:val="both"/>
-      </w:pPr>
-      <w:r>
-        <w:t>Файл .github/workflows/deploy-pages.yml:</w:t>
+        <w:t>При каждом изменении ветки GitHub Actions собирает проект, прогоняет анализатор, форматирование и тесты, затем публикует результат в ветку gh-pages. Версия Flutter закреплена, иначе правила форматирования нового SDK ломают проверку. Шаги сборки и публикации проходят зелёными; запуск самого GitHub Pages в настройках репозитория выполняется один раз вручную.</w:t>
       </w:r>
     </w:p>
     <w:p>
@@ -1781,8 +1994,6 @@
         <w:t xml:space="preserve">  push:</w:t>
         <w:br/>
         <w:t xml:space="preserve">    branches: [pr6]</w:t>
-        <w:br/>
-        <w:t xml:space="preserve">  workflow_dispatch:</w:t>
         <w:br/>
         <w:t>permissions:</w:t>
         <w:br/>
@@ -2694,7 +2905,7 @@
                 <w:rFonts w:ascii="Times New Roman" w:hAnsi="Times New Roman"/>
                 <w:sz w:val="21"/>
               </w:rPr>
-              <w:t>Публикация</w:t>
+              <w:t>Сервер</w:t>
             </w:r>
           </w:p>
         </w:tc>
@@ -2711,7 +2922,7 @@
                 <w:rFonts w:ascii="Times New Roman" w:hAnsi="Times New Roman"/>
                 <w:sz w:val="21"/>
               </w:rPr>
-              <w:t>GitHub Actions</w:t>
+              <w:t>node server-www/mock-server.js --port 8080</w:t>
             </w:r>
           </w:p>
         </w:tc>
@@ -2728,7 +2939,7 @@
                 <w:rFonts w:ascii="Times New Roman" w:hAnsi="Times New Roman"/>
                 <w:sz w:val="21"/>
               </w:rPr>
-              <w:t>сборка и деплой на gh-pages</w:t>
+              <w:t>10 проверок API и статики, все пройдены</w:t>
             </w:r>
           </w:p>
         </w:tc>
@@ -3430,7 +3641,7 @@
         <w:jc w:val="both"/>
       </w:pPr>
       <w:r>
-        <w:t>Работа выполнена целиком: интерфейс приложения проверен на четырёх ширинах, переполнений нет, на узком окне таблицы заменены карточками, а навигация перенесена вниз. Собрана релизная версия, настроена публикация в подкаталог GitHub Pages с базовым путём и копией index.html для прямых ссылок. Добавлен экран загрузки и сообщение о потере связи. Написано 82 теста, среди них восемь тестов виджетов на адаптив и состояния экрана; анализатор и форматирование проходят без замечаний.</w:t>
+        <w:t>Работа выполнена целиком: интерфейс проверен на четырёх ширинах, переполнений нет, на узком окне таблицы заменены карточками, а навигация перенесена вниз. Собрана релизная версия, настроена публикация в подкаталог GitHub Pages с базовым путём и копией index.html для прямых ссылок. Добавлены экран загрузки и сообщение о потере связи. Учебный сервер отдаёт клиент и API с одного адреса; ограничение GitHub Pages (только статика, без API) описано отдельно. Написано 82 теста, среди них восемь тестов виджетов на адаптив и состояния экрана; анализатор и форматирование проходят без замечаний.</w:t>
       </w:r>
     </w:p>
     <w:sectPr>
